--- a/RAG/RAG_documents/example.docx
+++ b/RAG/RAG_documents/example.docx
@@ -5,595 +5,367 @@
     <w:p>
       <w:pPr>
         <w:rPr>
-          <w:b/>
-          <w:bCs/>
-        </w:rPr>
-      </w:pPr>
-      <w:r>
-        <w:rPr>
-          <w:b/>
-          <w:bCs/>
-        </w:rPr>
-        <w:t>1. 理论基础阶段（20世纪早期-</w:t>
+          <w:rFonts w:ascii="Segoe UI" w:hAnsi="Segoe UI" w:cs="Segoe UI"/>
+          <w:color w:val="404040"/>
+          <w:shd w:val="clear" w:color="auto" w:fill="FFFFFF"/>
+        </w:rPr>
+      </w:pPr>
+      <w:r>
+        <w:rPr>
+          <w:rFonts w:ascii="Segoe UI" w:hAnsi="Segoe UI" w:cs="Segoe UI"/>
+          <w:color w:val="404040"/>
+          <w:shd w:val="clear" w:color="auto" w:fill="FFFFFF"/>
+        </w:rPr>
+        <w:t>故宫：北京地标，明清皇宫，开放时间</w:t>
+      </w:r>
+      <w:r>
+        <w:rPr>
+          <w:rFonts w:ascii="Segoe UI" w:hAnsi="Segoe UI" w:cs="Segoe UI"/>
+          <w:color w:val="404040"/>
+          <w:shd w:val="clear" w:color="auto" w:fill="FFFFFF"/>
+        </w:rPr>
+        <w:t>8:30-17:00</w:t>
+      </w:r>
+      <w:r>
+        <w:rPr>
+          <w:rFonts w:ascii="Segoe UI" w:hAnsi="Segoe UI" w:cs="Segoe UI"/>
+          <w:color w:val="404040"/>
+          <w:shd w:val="clear" w:color="auto" w:fill="FFFFFF"/>
+        </w:rPr>
+        <w:t>。天气晴，</w:t>
+      </w:r>
+      <w:r>
+        <w:rPr>
+          <w:rFonts w:ascii="Segoe UI" w:hAnsi="Segoe UI" w:cs="Segoe UI"/>
+          <w:color w:val="404040"/>
+          <w:shd w:val="clear" w:color="auto" w:fill="FFFFFF"/>
+        </w:rPr>
+        <w:t>18-25</w:t>
+      </w:r>
+      <w:r>
+        <w:rPr>
+          <w:rFonts w:ascii="Segoe UI" w:hAnsi="Segoe UI" w:cs="Segoe UI"/>
+          <w:color w:val="404040"/>
+          <w:shd w:val="clear" w:color="auto" w:fill="FFFFFF"/>
+        </w:rPr>
+        <w:t>度。</w:t>
+      </w:r>
+      <w:r>
+        <w:rPr>
+          <w:rFonts w:ascii="Segoe UI" w:hAnsi="Segoe UI" w:cs="Segoe UI"/>
+          <w:color w:val="404040"/>
+        </w:rPr>
+        <w:br/>
+      </w:r>
+      <w:r>
+        <w:rPr>
+          <w:rFonts w:ascii="Segoe UI" w:hAnsi="Segoe UI" w:cs="Segoe UI"/>
+          <w:color w:val="404040"/>
+          <w:shd w:val="clear" w:color="auto" w:fill="FFFFFF"/>
+        </w:rPr>
+        <w:t>颐和园：皇家园林，昆明湖、长廊等景点。天气多云，</w:t>
+      </w:r>
+      <w:r>
+        <w:rPr>
+          <w:rFonts w:ascii="Segoe UI" w:hAnsi="Segoe UI" w:cs="Segoe UI"/>
+          <w:color w:val="404040"/>
+          <w:shd w:val="clear" w:color="auto" w:fill="FFFFFF"/>
+        </w:rPr>
+        <w:t>20-26</w:t>
+      </w:r>
+      <w:r>
+        <w:rPr>
+          <w:rFonts w:ascii="Segoe UI" w:hAnsi="Segoe UI" w:cs="Segoe UI"/>
+          <w:color w:val="404040"/>
+          <w:shd w:val="clear" w:color="auto" w:fill="FFFFFF"/>
+        </w:rPr>
+        <w:t>度。</w:t>
+      </w:r>
+      <w:r>
+        <w:rPr>
+          <w:rFonts w:ascii="Segoe UI" w:hAnsi="Segoe UI" w:cs="Segoe UI"/>
+          <w:color w:val="404040"/>
+        </w:rPr>
+        <w:br/>
+      </w:r>
+      <w:r>
+        <w:rPr>
+          <w:rFonts w:ascii="Segoe UI" w:hAnsi="Segoe UI" w:cs="Segoe UI"/>
+          <w:color w:val="404040"/>
+          <w:shd w:val="clear" w:color="auto" w:fill="FFFFFF"/>
+        </w:rPr>
+        <w:t>八达岭长城：距离市区</w:t>
+      </w:r>
+      <w:r>
+        <w:rPr>
+          <w:rFonts w:ascii="Segoe UI" w:hAnsi="Segoe UI" w:cs="Segoe UI"/>
+          <w:color w:val="404040"/>
+          <w:shd w:val="clear" w:color="auto" w:fill="FFFFFF"/>
+        </w:rPr>
+        <w:t>70</w:t>
+      </w:r>
+      <w:r>
+        <w:rPr>
+          <w:rFonts w:ascii="Segoe UI" w:hAnsi="Segoe UI" w:cs="Segoe UI"/>
+          <w:color w:val="404040"/>
+          <w:shd w:val="clear" w:color="auto" w:fill="FFFFFF"/>
+        </w:rPr>
+        <w:t>公里，建议游览</w:t>
+      </w:r>
+      <w:r>
+        <w:rPr>
+          <w:rFonts w:ascii="Segoe UI" w:hAnsi="Segoe UI" w:cs="Segoe UI"/>
+          <w:color w:val="404040"/>
+          <w:shd w:val="clear" w:color="auto" w:fill="FFFFFF"/>
+        </w:rPr>
+        <w:t>3-4</w:t>
+      </w:r>
+      <w:r>
+        <w:rPr>
+          <w:rFonts w:ascii="Segoe UI" w:hAnsi="Segoe UI" w:cs="Segoe UI"/>
+          <w:color w:val="404040"/>
+          <w:shd w:val="clear" w:color="auto" w:fill="FFFFFF"/>
+        </w:rPr>
+        <w:t>小时。天气晴，</w:t>
+      </w:r>
+      <w:r>
+        <w:rPr>
+          <w:rFonts w:ascii="Segoe UI" w:hAnsi="Segoe UI" w:cs="Segoe UI"/>
+          <w:color w:val="404040"/>
+          <w:shd w:val="clear" w:color="auto" w:fill="FFFFFF"/>
+        </w:rPr>
+        <w:t>15-22</w:t>
+      </w:r>
+      <w:r>
+        <w:rPr>
+          <w:rFonts w:ascii="Segoe UI" w:hAnsi="Segoe UI" w:cs="Segoe UI"/>
+          <w:color w:val="404040"/>
+          <w:shd w:val="clear" w:color="auto" w:fill="FFFFFF"/>
+        </w:rPr>
+        <w:t>度。</w:t>
+      </w:r>
+      <w:r>
+        <w:rPr>
+          <w:rFonts w:ascii="Segoe UI" w:hAnsi="Segoe UI" w:cs="Segoe UI"/>
+          <w:color w:val="404040"/>
+        </w:rPr>
+        <w:br/>
+      </w:r>
+      <w:r>
+        <w:rPr>
+          <w:rFonts w:ascii="Segoe UI" w:hAnsi="Segoe UI" w:cs="Segoe UI"/>
+          <w:color w:val="404040"/>
+          <w:shd w:val="clear" w:color="auto" w:fill="FFFFFF"/>
+        </w:rPr>
+        <w:t>天坛：明清皇家祭坛，祈年殿为象征。天气微风，</w:t>
+      </w:r>
+      <w:r>
+        <w:rPr>
+          <w:rFonts w:ascii="Segoe UI" w:hAnsi="Segoe UI" w:cs="Segoe UI"/>
+          <w:color w:val="404040"/>
+          <w:shd w:val="clear" w:color="auto" w:fill="FFFFFF"/>
+        </w:rPr>
+        <w:t>17-24</w:t>
+      </w:r>
+      <w:r>
+        <w:rPr>
+          <w:rFonts w:ascii="Segoe UI" w:hAnsi="Segoe UI" w:cs="Segoe UI"/>
+          <w:color w:val="404040"/>
+          <w:shd w:val="clear" w:color="auto" w:fill="FFFFFF"/>
+        </w:rPr>
+        <w:t>度。</w:t>
+      </w:r>
+      <w:r>
+        <w:rPr>
+          <w:rFonts w:ascii="Segoe UI" w:hAnsi="Segoe UI" w:cs="Segoe UI"/>
+          <w:color w:val="404040"/>
+        </w:rPr>
+        <w:br/>
       </w:r>
       <w:proofErr w:type="gramStart"/>
       <w:r>
         <w:rPr>
-          <w:b/>
-          <w:bCs/>
-        </w:rPr>
-        <w:t>1980</w:t>
+          <w:rFonts w:ascii="Segoe UI" w:hAnsi="Segoe UI" w:cs="Segoe UI"/>
+          <w:color w:val="404040"/>
+          <w:shd w:val="clear" w:color="auto" w:fill="FFFFFF"/>
+        </w:rPr>
+        <w:t>恭</w:t>
       </w:r>
       <w:proofErr w:type="gramEnd"/>
       <w:r>
         <w:rPr>
-          <w:b/>
-          <w:bCs/>
-        </w:rPr>
-        <w:t>年代）</w:t>
+          <w:rFonts w:ascii="Segoe UI" w:hAnsi="Segoe UI" w:cs="Segoe UI"/>
+          <w:color w:val="404040"/>
+          <w:shd w:val="clear" w:color="auto" w:fill="FFFFFF"/>
+        </w:rPr>
+        <w:t>王府：清代王府典范，曾为和珅府邸。天气小雨，</w:t>
+      </w:r>
+      <w:r>
+        <w:rPr>
+          <w:rFonts w:ascii="Segoe UI" w:hAnsi="Segoe UI" w:cs="Segoe UI"/>
+          <w:color w:val="404040"/>
+          <w:shd w:val="clear" w:color="auto" w:fill="FFFFFF"/>
+        </w:rPr>
+        <w:t>16-20</w:t>
+      </w:r>
+      <w:r>
+        <w:rPr>
+          <w:rFonts w:ascii="Segoe UI" w:hAnsi="Segoe UI" w:cs="Segoe UI"/>
+          <w:color w:val="404040"/>
+          <w:shd w:val="clear" w:color="auto" w:fill="FFFFFF"/>
+        </w:rPr>
+        <w:t>度。</w:t>
+      </w:r>
+      <w:r>
+        <w:rPr>
+          <w:rFonts w:ascii="Segoe UI" w:hAnsi="Segoe UI" w:cs="Segoe UI"/>
+          <w:color w:val="404040"/>
+        </w:rPr>
+        <w:br/>
+      </w:r>
+      <w:r>
+        <w:rPr>
+          <w:rFonts w:ascii="Segoe UI" w:hAnsi="Segoe UI" w:cs="Segoe UI"/>
+          <w:color w:val="404040"/>
+          <w:shd w:val="clear" w:color="auto" w:fill="FFFFFF"/>
+        </w:rPr>
+        <w:t>什刹海：北京城内老北京风情水域。天气晴，</w:t>
+      </w:r>
+      <w:r>
+        <w:rPr>
+          <w:rFonts w:ascii="Segoe UI" w:hAnsi="Segoe UI" w:cs="Segoe UI"/>
+          <w:color w:val="404040"/>
+          <w:shd w:val="clear" w:color="auto" w:fill="FFFFFF"/>
+        </w:rPr>
+        <w:t>19-23</w:t>
+      </w:r>
+      <w:r>
+        <w:rPr>
+          <w:rFonts w:ascii="Segoe UI" w:hAnsi="Segoe UI" w:cs="Segoe UI"/>
+          <w:color w:val="404040"/>
+          <w:shd w:val="clear" w:color="auto" w:fill="FFFFFF"/>
+        </w:rPr>
+        <w:t>度。</w:t>
+      </w:r>
+      <w:r>
+        <w:rPr>
+          <w:rFonts w:ascii="Segoe UI" w:hAnsi="Segoe UI" w:cs="Segoe UI"/>
+          <w:color w:val="404040"/>
+        </w:rPr>
+        <w:br/>
+      </w:r>
+      <w:r>
+        <w:rPr>
+          <w:rFonts w:ascii="Segoe UI" w:hAnsi="Segoe UI" w:cs="Segoe UI"/>
+          <w:color w:val="404040"/>
+          <w:shd w:val="clear" w:color="auto" w:fill="FFFFFF"/>
+        </w:rPr>
+        <w:t>奥林匹克公园：现代北京地标，鸟巢、水立方所在地。天气多云，</w:t>
+      </w:r>
+      <w:r>
+        <w:rPr>
+          <w:rFonts w:ascii="Segoe UI" w:hAnsi="Segoe UI" w:cs="Segoe UI"/>
+          <w:color w:val="404040"/>
+          <w:shd w:val="clear" w:color="auto" w:fill="FFFFFF"/>
+        </w:rPr>
+        <w:t>18-22</w:t>
+      </w:r>
+      <w:r>
+        <w:rPr>
+          <w:rFonts w:ascii="Segoe UI" w:hAnsi="Segoe UI" w:cs="Segoe UI"/>
+          <w:color w:val="404040"/>
+          <w:shd w:val="clear" w:color="auto" w:fill="FFFFFF"/>
+        </w:rPr>
+        <w:t>度。</w:t>
+      </w:r>
+      <w:r>
+        <w:rPr>
+          <w:rFonts w:ascii="Segoe UI" w:hAnsi="Segoe UI" w:cs="Segoe UI"/>
+          <w:color w:val="404040"/>
+        </w:rPr>
+        <w:br/>
+      </w:r>
+      <w:r>
+        <w:rPr>
+          <w:rFonts w:ascii="Segoe UI" w:hAnsi="Segoe UI" w:cs="Segoe UI"/>
+          <w:color w:val="404040"/>
+          <w:shd w:val="clear" w:color="auto" w:fill="FFFFFF"/>
+        </w:rPr>
+        <w:t>香山公园：皇家山林，以秋季红叶景观闻名。天气晴，</w:t>
+      </w:r>
+      <w:r>
+        <w:rPr>
+          <w:rFonts w:ascii="Segoe UI" w:hAnsi="Segoe UI" w:cs="Segoe UI"/>
+          <w:color w:val="404040"/>
+          <w:shd w:val="clear" w:color="auto" w:fill="FFFFFF"/>
+        </w:rPr>
+        <w:t>14-19</w:t>
+      </w:r>
+      <w:r>
+        <w:rPr>
+          <w:rFonts w:ascii="Segoe UI" w:hAnsi="Segoe UI" w:cs="Segoe UI"/>
+          <w:color w:val="404040"/>
+          <w:shd w:val="clear" w:color="auto" w:fill="FFFFFF"/>
+        </w:rPr>
+        <w:t>度。</w:t>
       </w:r>
     </w:p>
     <w:p>
-      <w:pPr>
-        <w:numPr>
-          <w:ilvl w:val="0"/>
-          <w:numId w:val="1"/>
-        </w:numPr>
-      </w:pPr>
-      <w:r>
-        <w:rPr>
-          <w:b/>
-          <w:bCs/>
-        </w:rPr>
-        <w:t>量子力学奠基</w:t>
-      </w:r>
-      <w:r>
-        <w:t>（1920s-1930s）：</w:t>
+      <w:r>
+        <w:t>北海公园：历史悠久的皇家园林，"让我们荡起双桨"的发生地。天气晴，19-23度。</w:t>
       </w:r>
       <w:r>
         <w:br/>
-        <w:t>海森堡、薛定</w:t>
+        <w:t>圆明园：昔日"万园之园"，现为遗址公园，铭记历史。天气多云，18-21度。</w:t>
+      </w:r>
+      <w:r>
+        <w:br/>
+        <w:t>南锣鼓巷：北京著名胡同街区，</w:t>
       </w:r>
       <w:proofErr w:type="gramStart"/>
       <w:r>
-        <w:t>谔</w:t>
+        <w:t>网红小店</w:t>
       </w:r>
       <w:proofErr w:type="gramEnd"/>
       <w:r>
-        <w:t>等建立量子力学，提出叠加态、纠缠态等核心概念，为量子计算提供物理基础8。</w:t>
+        <w:t>与老北京文化交织。天气晴，20-25度。</w:t>
+      </w:r>
+      <w:r>
+        <w:br/>
+        <w:t>明十三陵：距市区50公里，明代皇家陵寝，定陵地宫已发掘。天气阴，16-19度。</w:t>
+      </w:r>
+      <w:r>
+        <w:br/>
+        <w:t>慕田峪长城：距离市区75公里，风景秀丽，敌楼密集。天气晴，14-20度。</w:t>
+      </w:r>
+      <w:r>
+        <w:br/>
+        <w:t>天安门广场：世界最大广场，观看升旗仪式必到之处。天气晴，18-24度。</w:t>
+      </w:r>
+      <w:r>
+        <w:br/>
+        <w:t>雍和宫：北京著名藏传佛教寺院，香火鼎盛。天气微风，17-22度。</w:t>
+      </w:r>
+      <w:r>
+        <w:br/>
+        <w:t>景山公园：明清皇家园林，可俯瞰故宫全景。天气晴，19-24度。</w:t>
+      </w:r>
+      <w:r>
+        <w:br/>
+        <w:t>北京大学：中国著名高等学府，未名湖、博雅塔为标志景观。天气多云，18-23度。</w:t>
+      </w:r>
+      <w:r>
+        <w:br/>
+        <w:t>国家博物馆：位于天安门广场东侧，馆藏丰富。天气晴，19-25度。</w:t>
       </w:r>
     </w:p>
     <w:p>
       <w:pPr>
-        <w:numPr>
-          <w:ilvl w:val="0"/>
-          <w:numId w:val="1"/>
-        </w:numPr>
-      </w:pPr>
-      <w:r>
-        <w:rPr>
-          <w:b/>
-          <w:bCs/>
-        </w:rPr>
-        <w:t>量子计算概念提出</w:t>
-      </w:r>
-      <w:r>
-        <w:t>（1980-1982）：</w:t>
-      </w:r>
-      <w:r>
-        <w:br/>
-        <w:t>费曼提出量子模拟思想（1981），认为经典计算机难以模拟量子系统； Deutsch首次定义量子图灵机（1985），奠定量子计算理论框架8。</w:t>
-      </w:r>
+        <w:rPr>
+          <w:rFonts w:hint="eastAsia"/>
+        </w:rPr>
+      </w:pPr>
     </w:p>
-    <w:p>
-      <w:r>
-        <w:pict w14:anchorId="141E6B02">
-          <v:rect id="_x0000_i1055" style="width:0;height:.75pt" o:hralign="center" o:hrstd="t" o:hrnoshade="t" o:hr="t" fillcolor="#f8faff" stroked="f"/>
-        </w:pict>
-      </w:r>
-    </w:p>
-    <w:p>
-      <w:pPr>
-        <w:rPr>
-          <w:b/>
-          <w:bCs/>
-        </w:rPr>
-      </w:pPr>
-      <w:r>
-        <w:rPr>
-          <w:b/>
-          <w:bCs/>
-        </w:rPr>
-        <w:t>2. 早期算法与硬件探索（1990s-2000s）</w:t>
-      </w:r>
-    </w:p>
-    <w:p>
-      <w:pPr>
-        <w:numPr>
-          <w:ilvl w:val="0"/>
-          <w:numId w:val="2"/>
-        </w:numPr>
-      </w:pPr>
-      <w:r>
-        <w:rPr>
-          <w:b/>
-          <w:bCs/>
-        </w:rPr>
-        <w:t>里程碑算法诞生</w:t>
-      </w:r>
-      <w:r>
-        <w:t>：</w:t>
-      </w:r>
-    </w:p>
-    <w:p>
-      <w:pPr>
-        <w:numPr>
-          <w:ilvl w:val="1"/>
-          <w:numId w:val="2"/>
-        </w:numPr>
-      </w:pPr>
-      <w:r>
-        <w:t>Shor算法（1994）：破解RSA加密的质因数分解问题，展现量子计算潜力。</w:t>
-      </w:r>
-    </w:p>
-    <w:p>
-      <w:pPr>
-        <w:numPr>
-          <w:ilvl w:val="1"/>
-          <w:numId w:val="2"/>
-        </w:numPr>
-      </w:pPr>
-      <w:r>
-        <w:t>Grover算法（1996）：非结构化搜索加速，证明量子优势8。</w:t>
-      </w:r>
-    </w:p>
-    <w:p>
-      <w:pPr>
-        <w:numPr>
-          <w:ilvl w:val="0"/>
-          <w:numId w:val="2"/>
-        </w:numPr>
-      </w:pPr>
-      <w:r>
-        <w:rPr>
-          <w:b/>
-          <w:bCs/>
-        </w:rPr>
-        <w:t>实验验证起步</w:t>
-      </w:r>
-      <w:r>
-        <w:t>：</w:t>
-      </w:r>
-      <w:r>
-        <w:br/>
-        <w:t>1998年，IBM和MIT团队首次实现2量子比特核磁共振（NMR）量子计算8。</w:t>
-      </w:r>
-    </w:p>
-    <w:p>
-      <w:r>
-        <w:pict w14:anchorId="6DFBDCF4">
-          <v:rect id="_x0000_i1056" style="width:0;height:.75pt" o:hralign="center" o:hrstd="t" o:hrnoshade="t" o:hr="t" fillcolor="#f8faff" stroked="f"/>
-        </w:pict>
-      </w:r>
-    </w:p>
-    <w:p>
-      <w:pPr>
-        <w:rPr>
-          <w:b/>
-          <w:bCs/>
-        </w:rPr>
-      </w:pPr>
-      <w:r>
-        <w:rPr>
-          <w:b/>
-          <w:bCs/>
-        </w:rPr>
-        <w:t>3. 技术路线分化与初步实现（2010s）</w:t>
-      </w:r>
-    </w:p>
-    <w:p>
-      <w:pPr>
-        <w:numPr>
-          <w:ilvl w:val="0"/>
-          <w:numId w:val="3"/>
-        </w:numPr>
-      </w:pPr>
-      <w:r>
-        <w:rPr>
-          <w:b/>
-          <w:bCs/>
-        </w:rPr>
-        <w:t>超导量子比特</w:t>
-      </w:r>
-      <w:r>
-        <w:t>：</w:t>
-      </w:r>
-      <w:r>
-        <w:br/>
-        <w:t>Google、IBM主导，2019年Google“量子霸权”实验（53超导量子比特）完成特定任务89。</w:t>
-      </w:r>
-    </w:p>
-    <w:p>
-      <w:pPr>
-        <w:numPr>
-          <w:ilvl w:val="0"/>
-          <w:numId w:val="3"/>
-        </w:numPr>
-      </w:pPr>
-      <w:r>
-        <w:rPr>
-          <w:b/>
-          <w:bCs/>
-        </w:rPr>
-        <w:t>离子</w:t>
-      </w:r>
-      <w:proofErr w:type="gramStart"/>
-      <w:r>
-        <w:rPr>
-          <w:b/>
-          <w:bCs/>
-        </w:rPr>
-        <w:t>阱</w:t>
-      </w:r>
-      <w:proofErr w:type="gramEnd"/>
-      <w:r>
-        <w:rPr>
-          <w:b/>
-          <w:bCs/>
-        </w:rPr>
-        <w:t>技术</w:t>
-      </w:r>
-      <w:r>
-        <w:t>：</w:t>
-      </w:r>
-      <w:r>
-        <w:br/>
-      </w:r>
-      <w:proofErr w:type="spellStart"/>
-      <w:r>
-        <w:t>IonQ</w:t>
-      </w:r>
-      <w:proofErr w:type="spellEnd"/>
-      <w:r>
-        <w:t>等公司实现高保真度逻辑门（&gt;99%），但扩展性受限8。</w:t>
-      </w:r>
-    </w:p>
-    <w:p>
-      <w:pPr>
-        <w:numPr>
-          <w:ilvl w:val="0"/>
-          <w:numId w:val="3"/>
-        </w:numPr>
-      </w:pPr>
-      <w:r>
-        <w:rPr>
-          <w:b/>
-          <w:bCs/>
-        </w:rPr>
-        <w:t>光量子计算</w:t>
-      </w:r>
-      <w:r>
-        <w:t>：</w:t>
-      </w:r>
-      <w:r>
-        <w:br/>
-        <w:t>中国科大潘建伟团队实现“九章”光量子计算机（2020），在</w:t>
-      </w:r>
-      <w:proofErr w:type="gramStart"/>
-      <w:r>
-        <w:t>玻色采样任务</w:t>
-      </w:r>
-      <w:proofErr w:type="gramEnd"/>
-      <w:r>
-        <w:t>上超越</w:t>
-      </w:r>
-      <w:proofErr w:type="gramStart"/>
-      <w:r>
-        <w:t>经典超算</w:t>
-      </w:r>
-      <w:proofErr w:type="gramEnd"/>
-      <w:r>
-        <w:t>10。</w:t>
-      </w:r>
-    </w:p>
-    <w:p>
-      <w:r>
-        <w:pict w14:anchorId="72586371">
-          <v:rect id="_x0000_i1057" style="width:0;height:.75pt" o:hralign="center" o:hrstd="t" o:hrnoshade="t" o:hr="t" fillcolor="#f8faff" stroked="f"/>
-        </w:pict>
-      </w:r>
-    </w:p>
-    <w:p>
-      <w:pPr>
-        <w:rPr>
-          <w:b/>
-          <w:bCs/>
-        </w:rPr>
-      </w:pPr>
-      <w:r>
-        <w:rPr>
-          <w:b/>
-          <w:bCs/>
-        </w:rPr>
-        <w:t>4. 纠错与规模化突破（2020-2024）</w:t>
-      </w:r>
-    </w:p>
-    <w:p>
-      <w:pPr>
-        <w:numPr>
-          <w:ilvl w:val="0"/>
-          <w:numId w:val="4"/>
-        </w:numPr>
-      </w:pPr>
-      <w:r>
-        <w:rPr>
-          <w:b/>
-          <w:bCs/>
-        </w:rPr>
-        <w:t>纠错技术进展</w:t>
-      </w:r>
-      <w:r>
-        <w:t>：</w:t>
-      </w:r>
-    </w:p>
-    <w:p>
-      <w:pPr>
-        <w:numPr>
-          <w:ilvl w:val="1"/>
-          <w:numId w:val="4"/>
-        </w:numPr>
-      </w:pPr>
-      <w:r>
-        <w:t>亚马逊Ocelot芯片（2025）将纠错成本降低90%，融合“猫量子比特”技术7。</w:t>
-      </w:r>
-    </w:p>
-    <w:p>
-      <w:pPr>
-        <w:numPr>
-          <w:ilvl w:val="1"/>
-          <w:numId w:val="4"/>
-        </w:numPr>
-      </w:pPr>
-      <w:r>
-        <w:t>Google、IBM提出模块化纠错架构，目标百万量子比特系统9。</w:t>
-      </w:r>
-    </w:p>
-    <w:p>
-      <w:pPr>
-        <w:numPr>
-          <w:ilvl w:val="0"/>
-          <w:numId w:val="4"/>
-        </w:numPr>
-      </w:pPr>
-      <w:r>
-        <w:rPr>
-          <w:b/>
-          <w:bCs/>
-        </w:rPr>
-        <w:t>中性原子阵列</w:t>
-      </w:r>
-      <w:r>
-        <w:t>：</w:t>
-      </w:r>
-      <w:r>
-        <w:br/>
-        <w:t>中国科大团队利用AI构建2,024原子无缺陷阵列（2025），耗时仅60毫秒，保真度达国际最高水平4510。</w:t>
-      </w:r>
-    </w:p>
-    <w:p>
-      <w:pPr>
-        <w:numPr>
-          <w:ilvl w:val="0"/>
-          <w:numId w:val="4"/>
-        </w:numPr>
-      </w:pPr>
-      <w:r>
-        <w:rPr>
-          <w:b/>
-          <w:bCs/>
-        </w:rPr>
-        <w:t>超导指令集创新</w:t>
-      </w:r>
-      <w:r>
-        <w:t>：</w:t>
-      </w:r>
-      <w:r>
-        <w:br/>
-        <w:t>清华团队提出</w:t>
-      </w:r>
-      <w:proofErr w:type="spellStart"/>
-      <w:r>
-        <w:t>AshN</w:t>
-      </w:r>
-      <w:proofErr w:type="spellEnd"/>
-      <w:r>
-        <w:t>指令集（2025），直接编程任意两比特量子门，避免传统分解误差13。</w:t>
-      </w:r>
-    </w:p>
-    <w:p>
-      <w:r>
-        <w:pict w14:anchorId="43EBC7FB">
-          <v:rect id="_x0000_i1058" style="width:0;height:.75pt" o:hralign="center" o:hrstd="t" o:hrnoshade="t" o:hr="t" fillcolor="#f8faff" stroked="f"/>
-        </w:pict>
-      </w:r>
-    </w:p>
-    <w:p>
-      <w:pPr>
-        <w:rPr>
-          <w:b/>
-          <w:bCs/>
-        </w:rPr>
-      </w:pPr>
-      <w:r>
-        <w:rPr>
-          <w:b/>
-          <w:bCs/>
-        </w:rPr>
-        <w:t>5. 当前竞争与未来方向（2025年及以后）</w:t>
-      </w:r>
-    </w:p>
-    <w:p>
-      <w:pPr>
-        <w:numPr>
-          <w:ilvl w:val="0"/>
-          <w:numId w:val="5"/>
-        </w:numPr>
-      </w:pPr>
-      <w:r>
-        <w:rPr>
-          <w:b/>
-          <w:bCs/>
-        </w:rPr>
-        <w:t>工业级目标</w:t>
-      </w:r>
-      <w:r>
-        <w:t>：</w:t>
-      </w:r>
-      <w:r>
-        <w:br/>
-        <w:t>Google、IBM宣称2030年前实现百万量子比特系统，聚焦纠错和低温互连技术9。</w:t>
-      </w:r>
-    </w:p>
-    <w:p>
-      <w:pPr>
-        <w:numPr>
-          <w:ilvl w:val="0"/>
-          <w:numId w:val="5"/>
-        </w:numPr>
-      </w:pPr>
-      <w:r>
-        <w:rPr>
-          <w:b/>
-          <w:bCs/>
-        </w:rPr>
-        <w:t>多技术路线并行</w:t>
-      </w:r>
-      <w:r>
-        <w:t>：</w:t>
-      </w:r>
-    </w:p>
-    <w:p>
-      <w:pPr>
-        <w:numPr>
-          <w:ilvl w:val="1"/>
-          <w:numId w:val="5"/>
-        </w:numPr>
-      </w:pPr>
-      <w:r>
-        <w:t>超导（IBM、Google）、中性原子（中国科大）、光子（</w:t>
-      </w:r>
-      <w:proofErr w:type="spellStart"/>
-      <w:r>
-        <w:t>PsiQuantum</w:t>
-      </w:r>
-      <w:proofErr w:type="spellEnd"/>
-      <w:r>
-        <w:t>）、拓扑（微软）等路线竞争89。</w:t>
-      </w:r>
-    </w:p>
-    <w:p>
-      <w:pPr>
-        <w:numPr>
-          <w:ilvl w:val="1"/>
-          <w:numId w:val="5"/>
-        </w:numPr>
-      </w:pPr>
-      <w:r>
-        <w:t>中国团队在超导指令集和原子阵列规模上领先110。</w:t>
-      </w:r>
-    </w:p>
-    <w:p>
-      <w:pPr>
-        <w:numPr>
-          <w:ilvl w:val="0"/>
-          <w:numId w:val="5"/>
-        </w:numPr>
-      </w:pPr>
-      <w:r>
-        <w:rPr>
-          <w:b/>
-          <w:bCs/>
-        </w:rPr>
-        <w:t>应用场景探索</w:t>
-      </w:r>
-      <w:r>
-        <w:t>：</w:t>
-      </w:r>
-      <w:r>
-        <w:br/>
-      </w:r>
-      <w:r>
-        <w:lastRenderedPageBreak/>
-        <w:t>金融建模、药物研发、AI训练（如D-Wave量子退火应用）等垂直领域加速落地87。</w:t>
-      </w:r>
-    </w:p>
-    <w:p>
-      <w:r>
-        <w:pict w14:anchorId="4763D19C">
-          <v:rect id="_x0000_i1059" style="width:0;height:.75pt" o:hralign="center" o:hrstd="t" o:hrnoshade="t" o:hr="t" fillcolor="#f8faff" stroked="f"/>
-        </w:pict>
-      </w:r>
-    </w:p>
-    <w:p>
-      <w:pPr>
-        <w:rPr>
-          <w:b/>
-          <w:bCs/>
-        </w:rPr>
-      </w:pPr>
-      <w:r>
-        <w:rPr>
-          <w:b/>
-          <w:bCs/>
-        </w:rPr>
-        <w:t>关键挑战</w:t>
-      </w:r>
-    </w:p>
-    <w:p>
-      <w:pPr>
-        <w:numPr>
-          <w:ilvl w:val="0"/>
-          <w:numId w:val="6"/>
-        </w:numPr>
-      </w:pPr>
-      <w:r>
-        <w:rPr>
-          <w:b/>
-          <w:bCs/>
-        </w:rPr>
-        <w:t>噪声与纠错</w:t>
-      </w:r>
-      <w:r>
-        <w:t>：量子退相干仍是主要障碍，需更高保真度门操作（如</w:t>
-      </w:r>
-      <w:proofErr w:type="spellStart"/>
-      <w:r>
-        <w:t>AshN</w:t>
-      </w:r>
-      <w:proofErr w:type="spellEnd"/>
-      <w:r>
-        <w:t>指令集的误差减少1）。</w:t>
-      </w:r>
-    </w:p>
-    <w:p>
-      <w:pPr>
-        <w:numPr>
-          <w:ilvl w:val="0"/>
-          <w:numId w:val="6"/>
-        </w:numPr>
-      </w:pPr>
-      <w:r>
-        <w:rPr>
-          <w:b/>
-          <w:bCs/>
-        </w:rPr>
-        <w:t>规模化瓶颈</w:t>
-      </w:r>
-      <w:r>
-        <w:t>：超导系统的低温控制、原子阵列的并行操控等工程难题待解910。</w:t>
-      </w:r>
-    </w:p>
-    <w:p/>
     <w:sectPr>
       <w:pgSz w:w="11906" w:h="16838"/>
       <w:pgMar w:top="1440" w:right="1800" w:bottom="1440" w:left="1800" w:header="851" w:footer="992" w:gutter="0"/>
